--- a/Road_Longitudinal_and_Cross-Section_Earthwork_Calculation/道路纵横断面土方计算.docx
+++ b/Road_Longitudinal_and_Cross-Section_Earthwork_Calculation/道路纵横断面土方计算.docx
@@ -28,6 +28,7 @@
           <w:sz w:val="36"/>
         </w:rPr>
       </w:pPr>
+      <w:bookmarkStart w:id="6" w:name="_GoBack"/>
       <w:bookmarkStart w:id="0" w:name="heading_18"/>
       <w:r>
         <w:rPr>
@@ -38,6 +39,7 @@
         <w:t>道路纵横断面土方计算</w:t>
       </w:r>
     </w:p>
+    <w:bookmarkEnd w:id="6"/>
     <w:p>
       <w:pPr>
         <w:keepNext w:val="0"/>
@@ -123,17 +125,20 @@
         <w:adjustRightInd/>
         <w:snapToGrid/>
         <w:spacing w:line="360" w:lineRule="auto"/>
-        <w:ind w:left="0" w:firstLine="440" w:firstLineChars="200"/>
-        <w:jc w:val="left"/>
-        <w:textAlignment w:val="auto"/>
-        <w:rPr>
-          <w:rFonts w:hint="default" w:ascii="Times New Roman" w:hAnsi="Times New Roman" w:eastAsia="宋体" w:cs="Times New Roman"/>
-        </w:rPr>
-      </w:pPr>
-      <w:r>
-        <w:rPr>
-          <w:rFonts w:hint="default" w:ascii="Times New Roman" w:hAnsi="Times New Roman" w:eastAsia="宋体" w:cs="Times New Roman"/>
-          <w:sz w:val="22"/>
+        <w:ind w:left="0" w:firstLine="480" w:firstLineChars="200"/>
+        <w:jc w:val="left"/>
+        <w:textAlignment w:val="auto"/>
+        <w:rPr>
+          <w:rFonts w:hint="default" w:ascii="Times New Roman" w:hAnsi="Times New Roman" w:eastAsia="宋体" w:cs="Times New Roman"/>
+          <w:sz w:val="24"/>
+          <w:szCs w:val="24"/>
+        </w:rPr>
+      </w:pPr>
+      <w:r>
+        <w:rPr>
+          <w:rFonts w:hint="default" w:ascii="Times New Roman" w:hAnsi="Times New Roman" w:eastAsia="宋体" w:cs="Times New Roman"/>
+          <w:sz w:val="24"/>
+          <w:szCs w:val="24"/>
         </w:rPr>
         <w:t>读取道路纵、横断面观测数据，计算各里程桩地面高程、横断面填挖面积，采用平均断面法计算区间土方总量。</w:t>
       </w:r>
@@ -3417,8 +3422,6 @@
           </m:r>
         </m:oMath>
       </m:oMathPara>
-      <w:bookmarkStart w:id="6" w:name="_GoBack"/>
-      <w:bookmarkEnd w:id="6"/>
     </w:p>
     <w:p>
       <w:pPr>
